--- a/backend/src/document-templates/judicial_report/3. Опись имущества гражданина.docx
+++ b/backend/src/document-templates/judicial_report/3. Опись имущества гражданина.docx
@@ -1611,7 +1611,7 @@
                 <w:sz w:val="20"/>
                 <w:szCs w:val="20"/>
               </w:rPr>
-              <w:t>Земельные участки:</w:t>
+              <w:t xml:space="preserve">${inventory_real_estate}${$inventoryRealEstate.name}</w:t>
             </w:r>
           </w:p>
         </w:tc>
@@ -1640,7 +1640,7 @@
                 <w:sz w:val="20"/>
                 <w:szCs w:val="20"/>
               </w:rPr>
-              <w:t>—</w:t>
+              <w:t xml:space="preserve">${$inventoryRealEstate.ownershipType}</w:t>
             </w:r>
           </w:p>
         </w:tc>
@@ -1669,7 +1669,7 @@
                 <w:sz w:val="20"/>
                 <w:szCs w:val="20"/>
               </w:rPr>
-              <w:t>—</w:t>
+              <w:t xml:space="preserve">${$inventoryRealEstate.location}</w:t>
             </w:r>
           </w:p>
         </w:tc>
@@ -1698,7 +1698,7 @@
                 <w:sz w:val="20"/>
                 <w:szCs w:val="20"/>
               </w:rPr>
-              <w:t>—</w:t>
+              <w:t xml:space="preserve">${$inventoryRealEstate.area}</w:t>
             </w:r>
           </w:p>
         </w:tc>
@@ -1727,595 +1727,7 @@
                 <w:sz w:val="20"/>
                 <w:szCs w:val="20"/>
               </w:rPr>
-              <w:t>—</w:t>
-            </w:r>
-          </w:p>
-        </w:tc>
-      </w:tr>
-      <w:tr>
-        <w:trPr/>
-        <w:tc>
-          <w:tcPr>
-            <w:tcW w:w="2340" w:type="dxa"/>
-            <w:tcBorders>
-              <w:top w:val="thickThinLargeGap" w:sz="6" w:space="0" w:color="C0C0C0"/>
-              <w:start w:val="thickThinLargeGap" w:sz="6" w:space="0" w:color="C0C0C0"/>
-              <w:bottom w:val="thickThinLargeGap" w:sz="6" w:space="0" w:color="C0C0C0"/>
-              <w:end w:val="thickThinLargeGap" w:sz="6" w:space="0" w:color="C0C0C0"/>
-            </w:tcBorders>
-            <w:vAlign w:val="center"/>
-          </w:tcPr>
-          <w:p>
-            <w:pPr>
-              <w:pStyle w:val="Normal"/>
-              <w:rPr>
-                <w:sz w:val="20"/>
-                <w:szCs w:val="20"/>
-              </w:rPr>
-            </w:pPr>
-            <w:r>
-              <w:rPr>
-                <w:sz w:val="20"/>
-                <w:szCs w:val="20"/>
-              </w:rPr>
-              <w:t>Жилые дома, дачи:</w:t>
-            </w:r>
-          </w:p>
-        </w:tc>
-        <w:tc>
-          <w:tcPr>
-            <w:tcW w:w="1555" w:type="dxa"/>
-            <w:tcBorders>
-              <w:top w:val="thickThinLargeGap" w:sz="6" w:space="0" w:color="C0C0C0"/>
-              <w:start w:val="thickThinLargeGap" w:sz="6" w:space="0" w:color="C0C0C0"/>
-              <w:bottom w:val="thickThinLargeGap" w:sz="6" w:space="0" w:color="C0C0C0"/>
-              <w:end w:val="thickThinLargeGap" w:sz="6" w:space="0" w:color="C0C0C0"/>
-            </w:tcBorders>
-            <w:vAlign w:val="center"/>
-          </w:tcPr>
-          <w:p>
-            <w:pPr>
-              <w:pStyle w:val="Normal"/>
-              <w:jc w:val="center"/>
-              <w:rPr>
-                <w:sz w:val="20"/>
-                <w:szCs w:val="20"/>
-              </w:rPr>
-            </w:pPr>
-            <w:r>
-              <w:rPr>
-                <w:sz w:val="20"/>
-                <w:szCs w:val="20"/>
-              </w:rPr>
-              <w:t>—</w:t>
-            </w:r>
-          </w:p>
-        </w:tc>
-        <w:tc>
-          <w:tcPr>
-            <w:tcW w:w="2064" w:type="dxa"/>
-            <w:tcBorders>
-              <w:top w:val="thickThinLargeGap" w:sz="6" w:space="0" w:color="C0C0C0"/>
-              <w:start w:val="thickThinLargeGap" w:sz="6" w:space="0" w:color="C0C0C0"/>
-              <w:bottom w:val="thickThinLargeGap" w:sz="6" w:space="0" w:color="C0C0C0"/>
-              <w:end w:val="thickThinLargeGap" w:sz="6" w:space="0" w:color="C0C0C0"/>
-            </w:tcBorders>
-            <w:vAlign w:val="center"/>
-          </w:tcPr>
-          <w:p>
-            <w:pPr>
-              <w:pStyle w:val="Normal"/>
-              <w:jc w:val="center"/>
-              <w:rPr>
-                <w:sz w:val="20"/>
-                <w:szCs w:val="20"/>
-              </w:rPr>
-            </w:pPr>
-            <w:r>
-              <w:rPr>
-                <w:sz w:val="20"/>
-                <w:szCs w:val="20"/>
-              </w:rPr>
-              <w:t>—</w:t>
-            </w:r>
-          </w:p>
-        </w:tc>
-        <w:tc>
-          <w:tcPr>
-            <w:tcW w:w="1240" w:type="dxa"/>
-            <w:tcBorders>
-              <w:top w:val="thickThinLargeGap" w:sz="6" w:space="0" w:color="C0C0C0"/>
-              <w:start w:val="thickThinLargeGap" w:sz="6" w:space="0" w:color="C0C0C0"/>
-              <w:bottom w:val="thickThinLargeGap" w:sz="6" w:space="0" w:color="C0C0C0"/>
-              <w:end w:val="thickThinLargeGap" w:sz="6" w:space="0" w:color="C0C0C0"/>
-            </w:tcBorders>
-            <w:vAlign w:val="center"/>
-          </w:tcPr>
-          <w:p>
-            <w:pPr>
-              <w:pStyle w:val="Normal"/>
-              <w:jc w:val="center"/>
-              <w:rPr>
-                <w:sz w:val="20"/>
-                <w:szCs w:val="20"/>
-              </w:rPr>
-            </w:pPr>
-            <w:r>
-              <w:rPr>
-                <w:sz w:val="20"/>
-                <w:szCs w:val="20"/>
-              </w:rPr>
-              <w:t>—</w:t>
-            </w:r>
-          </w:p>
-        </w:tc>
-        <w:tc>
-          <w:tcPr>
-            <w:tcW w:w="2722" w:type="dxa"/>
-            <w:tcBorders>
-              <w:top w:val="thickThinLargeGap" w:sz="6" w:space="0" w:color="C0C0C0"/>
-              <w:start w:val="thickThinLargeGap" w:sz="6" w:space="0" w:color="C0C0C0"/>
-              <w:bottom w:val="thickThinLargeGap" w:sz="6" w:space="0" w:color="C0C0C0"/>
-              <w:end w:val="thickThinLargeGap" w:sz="6" w:space="0" w:color="C0C0C0"/>
-            </w:tcBorders>
-            <w:vAlign w:val="center"/>
-          </w:tcPr>
-          <w:p>
-            <w:pPr>
-              <w:pStyle w:val="Normal"/>
-              <w:jc w:val="center"/>
-              <w:rPr>
-                <w:sz w:val="20"/>
-                <w:szCs w:val="20"/>
-              </w:rPr>
-            </w:pPr>
-            <w:r>
-              <w:rPr>
-                <w:sz w:val="20"/>
-                <w:szCs w:val="20"/>
-              </w:rPr>
-              <w:t>—</w:t>
-            </w:r>
-          </w:p>
-        </w:tc>
-      </w:tr>
-      <w:tr>
-        <w:trPr/>
-        <w:tc>
-          <w:tcPr>
-            <w:tcW w:w="2340" w:type="dxa"/>
-            <w:tcBorders>
-              <w:top w:val="thickThinLargeGap" w:sz="6" w:space="0" w:color="C0C0C0"/>
-              <w:start w:val="thickThinLargeGap" w:sz="6" w:space="0" w:color="C0C0C0"/>
-              <w:bottom w:val="thickThinLargeGap" w:sz="6" w:space="0" w:color="C0C0C0"/>
-              <w:end w:val="thickThinLargeGap" w:sz="6" w:space="0" w:color="C0C0C0"/>
-            </w:tcBorders>
-            <w:vAlign w:val="center"/>
-          </w:tcPr>
-          <w:p>
-            <w:pPr>
-              <w:pStyle w:val="Normal"/>
-              <w:rPr>
-                <w:sz w:val="20"/>
-                <w:szCs w:val="20"/>
-              </w:rPr>
-            </w:pPr>
-            <w:r>
-              <w:rPr>
-                <w:sz w:val="20"/>
-                <w:szCs w:val="20"/>
-              </w:rPr>
-              <w:t>Квартиры:</w:t>
-            </w:r>
-          </w:p>
-        </w:tc>
-        <w:tc>
-          <w:tcPr>
-            <w:tcW w:w="1555" w:type="dxa"/>
-            <w:tcBorders>
-              <w:top w:val="thickThinLargeGap" w:sz="6" w:space="0" w:color="C0C0C0"/>
-              <w:start w:val="thickThinLargeGap" w:sz="6" w:space="0" w:color="C0C0C0"/>
-              <w:bottom w:val="thickThinLargeGap" w:sz="6" w:space="0" w:color="C0C0C0"/>
-              <w:end w:val="thickThinLargeGap" w:sz="6" w:space="0" w:color="C0C0C0"/>
-            </w:tcBorders>
-            <w:vAlign w:val="center"/>
-          </w:tcPr>
-          <w:p>
-            <w:pPr>
-              <w:pStyle w:val="Normal"/>
-              <w:jc w:val="center"/>
-              <w:rPr>
-                <w:sz w:val="20"/>
-                <w:szCs w:val="20"/>
-              </w:rPr>
-            </w:pPr>
-            <w:r>
-              <w:rPr>
-                <w:sz w:val="20"/>
-                <w:szCs w:val="20"/>
-              </w:rPr>
-              <w:t>—</w:t>
-            </w:r>
-          </w:p>
-        </w:tc>
-        <w:tc>
-          <w:tcPr>
-            <w:tcW w:w="2064" w:type="dxa"/>
-            <w:tcBorders>
-              <w:top w:val="thickThinLargeGap" w:sz="6" w:space="0" w:color="C0C0C0"/>
-              <w:start w:val="thickThinLargeGap" w:sz="6" w:space="0" w:color="C0C0C0"/>
-              <w:bottom w:val="thickThinLargeGap" w:sz="6" w:space="0" w:color="C0C0C0"/>
-              <w:end w:val="thickThinLargeGap" w:sz="6" w:space="0" w:color="C0C0C0"/>
-            </w:tcBorders>
-            <w:vAlign w:val="center"/>
-          </w:tcPr>
-          <w:p>
-            <w:pPr>
-              <w:pStyle w:val="Normal"/>
-              <w:jc w:val="center"/>
-              <w:rPr>
-                <w:sz w:val="20"/>
-                <w:szCs w:val="20"/>
-              </w:rPr>
-            </w:pPr>
-            <w:r>
-              <w:rPr>
-                <w:sz w:val="20"/>
-                <w:szCs w:val="20"/>
-              </w:rPr>
-              <w:t>—</w:t>
-            </w:r>
-          </w:p>
-        </w:tc>
-        <w:tc>
-          <w:tcPr>
-            <w:tcW w:w="1240" w:type="dxa"/>
-            <w:tcBorders>
-              <w:top w:val="thickThinLargeGap" w:sz="6" w:space="0" w:color="C0C0C0"/>
-              <w:start w:val="thickThinLargeGap" w:sz="6" w:space="0" w:color="C0C0C0"/>
-              <w:bottom w:val="thickThinLargeGap" w:sz="6" w:space="0" w:color="C0C0C0"/>
-              <w:end w:val="thickThinLargeGap" w:sz="6" w:space="0" w:color="C0C0C0"/>
-            </w:tcBorders>
-            <w:vAlign w:val="center"/>
-          </w:tcPr>
-          <w:p>
-            <w:pPr>
-              <w:pStyle w:val="Normal"/>
-              <w:jc w:val="center"/>
-              <w:rPr>
-                <w:sz w:val="20"/>
-                <w:szCs w:val="20"/>
-              </w:rPr>
-            </w:pPr>
-            <w:r>
-              <w:rPr>
-                <w:sz w:val="20"/>
-                <w:szCs w:val="20"/>
-              </w:rPr>
-              <w:t>—</w:t>
-            </w:r>
-          </w:p>
-        </w:tc>
-        <w:tc>
-          <w:tcPr>
-            <w:tcW w:w="2722" w:type="dxa"/>
-            <w:tcBorders>
-              <w:top w:val="thickThinLargeGap" w:sz="6" w:space="0" w:color="C0C0C0"/>
-              <w:start w:val="thickThinLargeGap" w:sz="6" w:space="0" w:color="C0C0C0"/>
-              <w:bottom w:val="thickThinLargeGap" w:sz="6" w:space="0" w:color="C0C0C0"/>
-              <w:end w:val="thickThinLargeGap" w:sz="6" w:space="0" w:color="C0C0C0"/>
-            </w:tcBorders>
-            <w:vAlign w:val="center"/>
-          </w:tcPr>
-          <w:p>
-            <w:pPr>
-              <w:pStyle w:val="Normal"/>
-              <w:jc w:val="center"/>
-              <w:rPr>
-                <w:sz w:val="20"/>
-                <w:szCs w:val="20"/>
-              </w:rPr>
-            </w:pPr>
-            <w:r>
-              <w:rPr>
-                <w:sz w:val="20"/>
-                <w:szCs w:val="20"/>
-              </w:rPr>
-              <w:t>—</w:t>
-            </w:r>
-          </w:p>
-        </w:tc>
-      </w:tr>
-      <w:tr>
-        <w:trPr/>
-        <w:tc>
-          <w:tcPr>
-            <w:tcW w:w="2340" w:type="dxa"/>
-            <w:tcBorders>
-              <w:top w:val="thickThinLargeGap" w:sz="6" w:space="0" w:color="C0C0C0"/>
-              <w:start w:val="thickThinLargeGap" w:sz="6" w:space="0" w:color="C0C0C0"/>
-              <w:bottom w:val="thickThinLargeGap" w:sz="6" w:space="0" w:color="C0C0C0"/>
-              <w:end w:val="thickThinLargeGap" w:sz="6" w:space="0" w:color="C0C0C0"/>
-            </w:tcBorders>
-            <w:vAlign w:val="center"/>
-          </w:tcPr>
-          <w:p>
-            <w:pPr>
-              <w:pStyle w:val="Normal"/>
-              <w:rPr>
-                <w:sz w:val="20"/>
-                <w:szCs w:val="20"/>
-              </w:rPr>
-            </w:pPr>
-            <w:r>
-              <w:rPr>
-                <w:sz w:val="20"/>
-                <w:szCs w:val="20"/>
-              </w:rPr>
-              <w:t>Гаражи:</w:t>
-            </w:r>
-          </w:p>
-        </w:tc>
-        <w:tc>
-          <w:tcPr>
-            <w:tcW w:w="1555" w:type="dxa"/>
-            <w:tcBorders>
-              <w:top w:val="thickThinLargeGap" w:sz="6" w:space="0" w:color="C0C0C0"/>
-              <w:start w:val="thickThinLargeGap" w:sz="6" w:space="0" w:color="C0C0C0"/>
-              <w:bottom w:val="thickThinLargeGap" w:sz="6" w:space="0" w:color="C0C0C0"/>
-              <w:end w:val="thickThinLargeGap" w:sz="6" w:space="0" w:color="C0C0C0"/>
-            </w:tcBorders>
-            <w:vAlign w:val="center"/>
-          </w:tcPr>
-          <w:p>
-            <w:pPr>
-              <w:pStyle w:val="Normal"/>
-              <w:jc w:val="center"/>
-              <w:rPr>
-                <w:sz w:val="20"/>
-                <w:szCs w:val="20"/>
-              </w:rPr>
-            </w:pPr>
-            <w:r>
-              <w:rPr>
-                <w:sz w:val="20"/>
-                <w:szCs w:val="20"/>
-              </w:rPr>
-              <w:t>—</w:t>
-            </w:r>
-          </w:p>
-        </w:tc>
-        <w:tc>
-          <w:tcPr>
-            <w:tcW w:w="2064" w:type="dxa"/>
-            <w:tcBorders>
-              <w:top w:val="thickThinLargeGap" w:sz="6" w:space="0" w:color="C0C0C0"/>
-              <w:start w:val="thickThinLargeGap" w:sz="6" w:space="0" w:color="C0C0C0"/>
-              <w:bottom w:val="thickThinLargeGap" w:sz="6" w:space="0" w:color="C0C0C0"/>
-              <w:end w:val="thickThinLargeGap" w:sz="6" w:space="0" w:color="C0C0C0"/>
-            </w:tcBorders>
-            <w:vAlign w:val="center"/>
-          </w:tcPr>
-          <w:p>
-            <w:pPr>
-              <w:pStyle w:val="Normal"/>
-              <w:jc w:val="center"/>
-              <w:rPr>
-                <w:sz w:val="20"/>
-                <w:szCs w:val="20"/>
-              </w:rPr>
-            </w:pPr>
-            <w:r>
-              <w:rPr>
-                <w:sz w:val="20"/>
-                <w:szCs w:val="20"/>
-              </w:rPr>
-              <w:t>—</w:t>
-            </w:r>
-          </w:p>
-        </w:tc>
-        <w:tc>
-          <w:tcPr>
-            <w:tcW w:w="1240" w:type="dxa"/>
-            <w:tcBorders>
-              <w:top w:val="thickThinLargeGap" w:sz="6" w:space="0" w:color="C0C0C0"/>
-              <w:start w:val="thickThinLargeGap" w:sz="6" w:space="0" w:color="C0C0C0"/>
-              <w:bottom w:val="thickThinLargeGap" w:sz="6" w:space="0" w:color="C0C0C0"/>
-              <w:end w:val="thickThinLargeGap" w:sz="6" w:space="0" w:color="C0C0C0"/>
-            </w:tcBorders>
-            <w:vAlign w:val="center"/>
-          </w:tcPr>
-          <w:p>
-            <w:pPr>
-              <w:pStyle w:val="Normal"/>
-              <w:jc w:val="center"/>
-              <w:rPr>
-                <w:sz w:val="20"/>
-                <w:szCs w:val="20"/>
-              </w:rPr>
-            </w:pPr>
-            <w:r>
-              <w:rPr>
-                <w:sz w:val="20"/>
-                <w:szCs w:val="20"/>
-              </w:rPr>
-              <w:t>—</w:t>
-            </w:r>
-          </w:p>
-        </w:tc>
-        <w:tc>
-          <w:tcPr>
-            <w:tcW w:w="2722" w:type="dxa"/>
-            <w:tcBorders>
-              <w:top w:val="thickThinLargeGap" w:sz="6" w:space="0" w:color="C0C0C0"/>
-              <w:start w:val="thickThinLargeGap" w:sz="6" w:space="0" w:color="C0C0C0"/>
-              <w:bottom w:val="thickThinLargeGap" w:sz="6" w:space="0" w:color="C0C0C0"/>
-              <w:end w:val="thickThinLargeGap" w:sz="6" w:space="0" w:color="C0C0C0"/>
-            </w:tcBorders>
-            <w:vAlign w:val="center"/>
-          </w:tcPr>
-          <w:p>
-            <w:pPr>
-              <w:pStyle w:val="Normal"/>
-              <w:jc w:val="center"/>
-              <w:rPr>
-                <w:sz w:val="20"/>
-                <w:szCs w:val="20"/>
-              </w:rPr>
-            </w:pPr>
-            <w:r>
-              <w:rPr>
-                <w:sz w:val="20"/>
-                <w:szCs w:val="20"/>
-              </w:rPr>
-              <w:t>—</w:t>
-            </w:r>
-          </w:p>
-        </w:tc>
-      </w:tr>
-      <w:tr>
-        <w:trPr/>
-        <w:tc>
-          <w:tcPr>
-            <w:tcW w:w="2340" w:type="dxa"/>
-            <w:tcBorders>
-              <w:top w:val="thickThinLargeGap" w:sz="6" w:space="0" w:color="C0C0C0"/>
-              <w:start w:val="thickThinLargeGap" w:sz="6" w:space="0" w:color="C0C0C0"/>
-              <w:bottom w:val="thickThinLargeGap" w:sz="6" w:space="0" w:color="C0C0C0"/>
-              <w:end w:val="thickThinLargeGap" w:sz="6" w:space="0" w:color="C0C0C0"/>
-            </w:tcBorders>
-            <w:vAlign w:val="center"/>
-          </w:tcPr>
-          <w:p>
-            <w:pPr>
-              <w:pStyle w:val="Normal"/>
-              <w:rPr>
-                <w:sz w:val="20"/>
-                <w:szCs w:val="20"/>
-              </w:rPr>
-            </w:pPr>
-            <w:r>
-              <w:rPr>
-                <w:sz w:val="20"/>
-                <w:szCs w:val="20"/>
-              </w:rPr>
-              <w:t>Иное недвижимое имущество:</w:t>
-            </w:r>
-          </w:p>
-        </w:tc>
-        <w:tc>
-          <w:tcPr>
-            <w:tcW w:w="1555" w:type="dxa"/>
-            <w:tcBorders>
-              <w:top w:val="thickThinLargeGap" w:sz="6" w:space="0" w:color="C0C0C0"/>
-              <w:start w:val="thickThinLargeGap" w:sz="6" w:space="0" w:color="C0C0C0"/>
-              <w:bottom w:val="thickThinLargeGap" w:sz="6" w:space="0" w:color="C0C0C0"/>
-              <w:end w:val="thickThinLargeGap" w:sz="6" w:space="0" w:color="C0C0C0"/>
-            </w:tcBorders>
-            <w:vAlign w:val="center"/>
-          </w:tcPr>
-          <w:p>
-            <w:pPr>
-              <w:pStyle w:val="Normal"/>
-              <w:jc w:val="center"/>
-              <w:rPr>
-                <w:sz w:val="20"/>
-                <w:szCs w:val="20"/>
-              </w:rPr>
-            </w:pPr>
-            <w:r>
-              <w:rPr>
-                <w:sz w:val="20"/>
-                <w:szCs w:val="20"/>
-              </w:rPr>
-              <w:t>—</w:t>
-            </w:r>
-          </w:p>
-        </w:tc>
-        <w:tc>
-          <w:tcPr>
-            <w:tcW w:w="2064" w:type="dxa"/>
-            <w:tcBorders>
-              <w:top w:val="thickThinLargeGap" w:sz="6" w:space="0" w:color="C0C0C0"/>
-              <w:start w:val="thickThinLargeGap" w:sz="6" w:space="0" w:color="C0C0C0"/>
-              <w:bottom w:val="thickThinLargeGap" w:sz="6" w:space="0" w:color="C0C0C0"/>
-              <w:end w:val="thickThinLargeGap" w:sz="6" w:space="0" w:color="C0C0C0"/>
-            </w:tcBorders>
-            <w:vAlign w:val="center"/>
-          </w:tcPr>
-          <w:p>
-            <w:pPr>
-              <w:pStyle w:val="Normal"/>
-              <w:jc w:val="center"/>
-              <w:rPr>
-                <w:sz w:val="20"/>
-                <w:szCs w:val="20"/>
-              </w:rPr>
-            </w:pPr>
-            <w:r>
-              <w:rPr>
-                <w:sz w:val="20"/>
-                <w:szCs w:val="20"/>
-              </w:rPr>
-              <w:t>—</w:t>
-            </w:r>
-          </w:p>
-        </w:tc>
-        <w:tc>
-          <w:tcPr>
-            <w:tcW w:w="1240" w:type="dxa"/>
-            <w:tcBorders>
-              <w:top w:val="thickThinLargeGap" w:sz="6" w:space="0" w:color="C0C0C0"/>
-              <w:start w:val="thickThinLargeGap" w:sz="6" w:space="0" w:color="C0C0C0"/>
-              <w:bottom w:val="thickThinLargeGap" w:sz="6" w:space="0" w:color="C0C0C0"/>
-              <w:end w:val="thickThinLargeGap" w:sz="6" w:space="0" w:color="C0C0C0"/>
-            </w:tcBorders>
-            <w:vAlign w:val="center"/>
-          </w:tcPr>
-          <w:p>
-            <w:pPr>
-              <w:pStyle w:val="Normal"/>
-              <w:jc w:val="center"/>
-              <w:rPr>
-                <w:sz w:val="20"/>
-                <w:szCs w:val="20"/>
-              </w:rPr>
-            </w:pPr>
-            <w:r>
-              <w:rPr>
-                <w:sz w:val="20"/>
-                <w:szCs w:val="20"/>
-              </w:rPr>
-              <w:t>—</w:t>
-            </w:r>
-          </w:p>
-        </w:tc>
-        <w:tc>
-          <w:tcPr>
-            <w:tcW w:w="2722" w:type="dxa"/>
-            <w:tcBorders>
-              <w:top w:val="thickThinLargeGap" w:sz="6" w:space="0" w:color="C0C0C0"/>
-              <w:start w:val="thickThinLargeGap" w:sz="6" w:space="0" w:color="C0C0C0"/>
-              <w:bottom w:val="thickThinLargeGap" w:sz="6" w:space="0" w:color="C0C0C0"/>
-              <w:end w:val="thickThinLargeGap" w:sz="6" w:space="0" w:color="C0C0C0"/>
-            </w:tcBorders>
-            <w:vAlign w:val="center"/>
-          </w:tcPr>
-          <w:p>
-            <w:pPr>
-              <w:pStyle w:val="Normal"/>
-              <w:jc w:val="center"/>
-              <w:rPr>
-                <w:sz w:val="20"/>
-                <w:szCs w:val="20"/>
-              </w:rPr>
-            </w:pPr>
-            <w:r>
-              <w:rPr>
-                <w:sz w:val="20"/>
-                <w:szCs w:val="20"/>
-              </w:rPr>
-              <w:t>—</w:t>
+              <w:t xml:space="preserve">${$inventoryRealEstate.pledgeInfo}${/inventory_real_estate}</w:t>
             </w:r>
           </w:p>
         </w:tc>
@@ -2565,7 +1977,7 @@
                 <w:sz w:val="20"/>
                 <w:szCs w:val="20"/>
               </w:rPr>
-              <w:t>Автомобили легковые:</w:t>
+              <w:t xml:space="preserve">${inventory_movable}${$inventoryMovable.name}</w:t>
             </w:r>
           </w:p>
         </w:tc>
@@ -2594,7 +2006,7 @@
                 <w:sz w:val="20"/>
                 <w:szCs w:val="20"/>
               </w:rPr>
-              <w:t>—</w:t>
+              <w:t xml:space="preserve">${$inventoryMovable.identificationNumber}</w:t>
             </w:r>
           </w:p>
         </w:tc>
@@ -2623,7 +2035,7 @@
                 <w:sz w:val="20"/>
                 <w:szCs w:val="20"/>
               </w:rPr>
-              <w:t>—</w:t>
+              <w:t xml:space="preserve">${$inventoryMovable.ownershipType}</w:t>
             </w:r>
           </w:p>
         </w:tc>
@@ -2652,7 +2064,7 @@
                 <w:sz w:val="20"/>
                 <w:szCs w:val="20"/>
               </w:rPr>
-              <w:t>—</w:t>
+              <w:t xml:space="preserve">${$inventoryMovable.location}</w:t>
             </w:r>
           </w:p>
         </w:tc>
@@ -2681,889 +2093,7 @@
                 <w:sz w:val="20"/>
                 <w:szCs w:val="20"/>
               </w:rPr>
-              <w:t>—</w:t>
-            </w:r>
-          </w:p>
-        </w:tc>
-      </w:tr>
-      <w:tr>
-        <w:trPr/>
-        <w:tc>
-          <w:tcPr>
-            <w:tcW w:w="3398" w:type="dxa"/>
-            <w:tcBorders>
-              <w:top w:val="thickThinLargeGap" w:sz="6" w:space="0" w:color="C0C0C0"/>
-              <w:start w:val="thickThinLargeGap" w:sz="6" w:space="0" w:color="C0C0C0"/>
-              <w:bottom w:val="thickThinLargeGap" w:sz="6" w:space="0" w:color="C0C0C0"/>
-              <w:end w:val="thickThinLargeGap" w:sz="6" w:space="0" w:color="C0C0C0"/>
-            </w:tcBorders>
-            <w:vAlign w:val="center"/>
-          </w:tcPr>
-          <w:p>
-            <w:pPr>
-              <w:pStyle w:val="Normal"/>
-              <w:rPr>
-                <w:sz w:val="20"/>
-                <w:szCs w:val="20"/>
-              </w:rPr>
-            </w:pPr>
-            <w:r>
-              <w:rPr>
-                <w:sz w:val="20"/>
-                <w:szCs w:val="20"/>
-              </w:rPr>
-              <w:t>Автомобили грузовые:</w:t>
-            </w:r>
-          </w:p>
-        </w:tc>
-        <w:tc>
-          <w:tcPr>
-            <w:tcW w:w="2005" w:type="dxa"/>
-            <w:tcBorders>
-              <w:top w:val="thickThinLargeGap" w:sz="6" w:space="0" w:color="C0C0C0"/>
-              <w:start w:val="thickThinLargeGap" w:sz="6" w:space="0" w:color="C0C0C0"/>
-              <w:bottom w:val="thickThinLargeGap" w:sz="6" w:space="0" w:color="C0C0C0"/>
-              <w:end w:val="thickThinLargeGap" w:sz="6" w:space="0" w:color="C0C0C0"/>
-            </w:tcBorders>
-            <w:vAlign w:val="center"/>
-          </w:tcPr>
-          <w:p>
-            <w:pPr>
-              <w:pStyle w:val="Normal"/>
-              <w:jc w:val="center"/>
-              <w:rPr>
-                <w:sz w:val="20"/>
-                <w:szCs w:val="20"/>
-              </w:rPr>
-            </w:pPr>
-            <w:r>
-              <w:rPr>
-                <w:sz w:val="20"/>
-                <w:szCs w:val="20"/>
-              </w:rPr>
-              <w:t>—</w:t>
-            </w:r>
-          </w:p>
-        </w:tc>
-        <w:tc>
-          <w:tcPr>
-            <w:tcW w:w="1377" w:type="dxa"/>
-            <w:tcBorders>
-              <w:top w:val="thickThinLargeGap" w:sz="6" w:space="0" w:color="C0C0C0"/>
-              <w:start w:val="thickThinLargeGap" w:sz="6" w:space="0" w:color="C0C0C0"/>
-              <w:bottom w:val="thickThinLargeGap" w:sz="6" w:space="0" w:color="C0C0C0"/>
-              <w:end w:val="thickThinLargeGap" w:sz="6" w:space="0" w:color="C0C0C0"/>
-            </w:tcBorders>
-            <w:vAlign w:val="center"/>
-          </w:tcPr>
-          <w:p>
-            <w:pPr>
-              <w:pStyle w:val="Normal"/>
-              <w:jc w:val="center"/>
-              <w:rPr>
-                <w:sz w:val="20"/>
-                <w:szCs w:val="20"/>
-              </w:rPr>
-            </w:pPr>
-            <w:r>
-              <w:rPr>
-                <w:sz w:val="20"/>
-                <w:szCs w:val="20"/>
-              </w:rPr>
-              <w:t>—</w:t>
-            </w:r>
-          </w:p>
-        </w:tc>
-        <w:tc>
-          <w:tcPr>
-            <w:tcW w:w="1216" w:type="dxa"/>
-            <w:tcBorders>
-              <w:top w:val="thickThinLargeGap" w:sz="6" w:space="0" w:color="C0C0C0"/>
-              <w:start w:val="thickThinLargeGap" w:sz="6" w:space="0" w:color="C0C0C0"/>
-              <w:bottom w:val="thickThinLargeGap" w:sz="6" w:space="0" w:color="C0C0C0"/>
-              <w:end w:val="thickThinLargeGap" w:sz="6" w:space="0" w:color="C0C0C0"/>
-            </w:tcBorders>
-            <w:vAlign w:val="center"/>
-          </w:tcPr>
-          <w:p>
-            <w:pPr>
-              <w:pStyle w:val="Normal"/>
-              <w:jc w:val="center"/>
-              <w:rPr>
-                <w:sz w:val="20"/>
-                <w:szCs w:val="20"/>
-              </w:rPr>
-            </w:pPr>
-            <w:r>
-              <w:rPr>
-                <w:sz w:val="20"/>
-                <w:szCs w:val="20"/>
-              </w:rPr>
-              <w:t>—</w:t>
-            </w:r>
-          </w:p>
-        </w:tc>
-        <w:tc>
-          <w:tcPr>
-            <w:tcW w:w="1925" w:type="dxa"/>
-            <w:tcBorders>
-              <w:top w:val="thickThinLargeGap" w:sz="6" w:space="0" w:color="C0C0C0"/>
-              <w:start w:val="thickThinLargeGap" w:sz="6" w:space="0" w:color="C0C0C0"/>
-              <w:bottom w:val="thickThinLargeGap" w:sz="6" w:space="0" w:color="C0C0C0"/>
-              <w:end w:val="thickThinLargeGap" w:sz="6" w:space="0" w:color="C0C0C0"/>
-            </w:tcBorders>
-            <w:vAlign w:val="center"/>
-          </w:tcPr>
-          <w:p>
-            <w:pPr>
-              <w:pStyle w:val="Normal"/>
-              <w:jc w:val="center"/>
-              <w:rPr>
-                <w:sz w:val="20"/>
-                <w:szCs w:val="20"/>
-              </w:rPr>
-            </w:pPr>
-            <w:r>
-              <w:rPr>
-                <w:sz w:val="20"/>
-                <w:szCs w:val="20"/>
-              </w:rPr>
-              <w:t>—</w:t>
-            </w:r>
-          </w:p>
-        </w:tc>
-      </w:tr>
-      <w:tr>
-        <w:trPr/>
-        <w:tc>
-          <w:tcPr>
-            <w:tcW w:w="3398" w:type="dxa"/>
-            <w:tcBorders>
-              <w:top w:val="thickThinLargeGap" w:sz="6" w:space="0" w:color="C0C0C0"/>
-              <w:start w:val="thickThinLargeGap" w:sz="6" w:space="0" w:color="C0C0C0"/>
-              <w:bottom w:val="thickThinLargeGap" w:sz="6" w:space="0" w:color="C0C0C0"/>
-              <w:end w:val="thickThinLargeGap" w:sz="6" w:space="0" w:color="C0C0C0"/>
-            </w:tcBorders>
-            <w:vAlign w:val="center"/>
-          </w:tcPr>
-          <w:p>
-            <w:pPr>
-              <w:pStyle w:val="Normal"/>
-              <w:rPr>
-                <w:sz w:val="20"/>
-                <w:szCs w:val="20"/>
-              </w:rPr>
-            </w:pPr>
-            <w:r>
-              <w:rPr>
-                <w:sz w:val="20"/>
-                <w:szCs w:val="20"/>
-              </w:rPr>
-              <w:t>Мототранспортные средства:</w:t>
-            </w:r>
-          </w:p>
-        </w:tc>
-        <w:tc>
-          <w:tcPr>
-            <w:tcW w:w="2005" w:type="dxa"/>
-            <w:tcBorders>
-              <w:top w:val="thickThinLargeGap" w:sz="6" w:space="0" w:color="C0C0C0"/>
-              <w:start w:val="thickThinLargeGap" w:sz="6" w:space="0" w:color="C0C0C0"/>
-              <w:bottom w:val="thickThinLargeGap" w:sz="6" w:space="0" w:color="C0C0C0"/>
-              <w:end w:val="thickThinLargeGap" w:sz="6" w:space="0" w:color="C0C0C0"/>
-            </w:tcBorders>
-            <w:vAlign w:val="center"/>
-          </w:tcPr>
-          <w:p>
-            <w:pPr>
-              <w:pStyle w:val="Normal"/>
-              <w:jc w:val="center"/>
-              <w:rPr>
-                <w:sz w:val="20"/>
-                <w:szCs w:val="20"/>
-              </w:rPr>
-            </w:pPr>
-            <w:r>
-              <w:rPr>
-                <w:sz w:val="20"/>
-                <w:szCs w:val="20"/>
-              </w:rPr>
-              <w:t>—</w:t>
-            </w:r>
-          </w:p>
-        </w:tc>
-        <w:tc>
-          <w:tcPr>
-            <w:tcW w:w="1377" w:type="dxa"/>
-            <w:tcBorders>
-              <w:top w:val="thickThinLargeGap" w:sz="6" w:space="0" w:color="C0C0C0"/>
-              <w:start w:val="thickThinLargeGap" w:sz="6" w:space="0" w:color="C0C0C0"/>
-              <w:bottom w:val="thickThinLargeGap" w:sz="6" w:space="0" w:color="C0C0C0"/>
-              <w:end w:val="thickThinLargeGap" w:sz="6" w:space="0" w:color="C0C0C0"/>
-            </w:tcBorders>
-            <w:vAlign w:val="center"/>
-          </w:tcPr>
-          <w:p>
-            <w:pPr>
-              <w:pStyle w:val="Normal"/>
-              <w:jc w:val="center"/>
-              <w:rPr>
-                <w:sz w:val="20"/>
-                <w:szCs w:val="20"/>
-              </w:rPr>
-            </w:pPr>
-            <w:r>
-              <w:rPr>
-                <w:sz w:val="20"/>
-                <w:szCs w:val="20"/>
-              </w:rPr>
-              <w:t>—</w:t>
-            </w:r>
-          </w:p>
-        </w:tc>
-        <w:tc>
-          <w:tcPr>
-            <w:tcW w:w="1216" w:type="dxa"/>
-            <w:tcBorders>
-              <w:top w:val="thickThinLargeGap" w:sz="6" w:space="0" w:color="C0C0C0"/>
-              <w:start w:val="thickThinLargeGap" w:sz="6" w:space="0" w:color="C0C0C0"/>
-              <w:bottom w:val="thickThinLargeGap" w:sz="6" w:space="0" w:color="C0C0C0"/>
-              <w:end w:val="thickThinLargeGap" w:sz="6" w:space="0" w:color="C0C0C0"/>
-            </w:tcBorders>
-            <w:vAlign w:val="center"/>
-          </w:tcPr>
-          <w:p>
-            <w:pPr>
-              <w:pStyle w:val="Normal"/>
-              <w:jc w:val="center"/>
-              <w:rPr>
-                <w:sz w:val="20"/>
-                <w:szCs w:val="20"/>
-              </w:rPr>
-            </w:pPr>
-            <w:r>
-              <w:rPr>
-                <w:sz w:val="20"/>
-                <w:szCs w:val="20"/>
-              </w:rPr>
-              <w:t>—</w:t>
-            </w:r>
-          </w:p>
-        </w:tc>
-        <w:tc>
-          <w:tcPr>
-            <w:tcW w:w="1925" w:type="dxa"/>
-            <w:tcBorders>
-              <w:top w:val="thickThinLargeGap" w:sz="6" w:space="0" w:color="C0C0C0"/>
-              <w:start w:val="thickThinLargeGap" w:sz="6" w:space="0" w:color="C0C0C0"/>
-              <w:bottom w:val="thickThinLargeGap" w:sz="6" w:space="0" w:color="C0C0C0"/>
-              <w:end w:val="thickThinLargeGap" w:sz="6" w:space="0" w:color="C0C0C0"/>
-            </w:tcBorders>
-            <w:vAlign w:val="center"/>
-          </w:tcPr>
-          <w:p>
-            <w:pPr>
-              <w:pStyle w:val="Normal"/>
-              <w:jc w:val="center"/>
-              <w:rPr>
-                <w:sz w:val="20"/>
-                <w:szCs w:val="20"/>
-              </w:rPr>
-            </w:pPr>
-            <w:r>
-              <w:rPr>
-                <w:sz w:val="20"/>
-                <w:szCs w:val="20"/>
-              </w:rPr>
-              <w:t>—</w:t>
-            </w:r>
-          </w:p>
-        </w:tc>
-      </w:tr>
-      <w:tr>
-        <w:trPr/>
-        <w:tc>
-          <w:tcPr>
-            <w:tcW w:w="3398" w:type="dxa"/>
-            <w:tcBorders>
-              <w:top w:val="thickThinLargeGap" w:sz="6" w:space="0" w:color="C0C0C0"/>
-              <w:start w:val="thickThinLargeGap" w:sz="6" w:space="0" w:color="C0C0C0"/>
-              <w:bottom w:val="thickThinLargeGap" w:sz="6" w:space="0" w:color="C0C0C0"/>
-              <w:end w:val="thickThinLargeGap" w:sz="6" w:space="0" w:color="C0C0C0"/>
-            </w:tcBorders>
-            <w:vAlign w:val="center"/>
-          </w:tcPr>
-          <w:p>
-            <w:pPr>
-              <w:pStyle w:val="Normal"/>
-              <w:rPr>
-                <w:sz w:val="20"/>
-                <w:szCs w:val="20"/>
-              </w:rPr>
-            </w:pPr>
-            <w:r>
-              <w:rPr>
-                <w:sz w:val="20"/>
-                <w:szCs w:val="20"/>
-              </w:rPr>
-              <w:t>Сельскохозяйственная техника:</w:t>
-            </w:r>
-          </w:p>
-        </w:tc>
-        <w:tc>
-          <w:tcPr>
-            <w:tcW w:w="2005" w:type="dxa"/>
-            <w:tcBorders>
-              <w:top w:val="thickThinLargeGap" w:sz="6" w:space="0" w:color="C0C0C0"/>
-              <w:start w:val="thickThinLargeGap" w:sz="6" w:space="0" w:color="C0C0C0"/>
-              <w:bottom w:val="thickThinLargeGap" w:sz="6" w:space="0" w:color="C0C0C0"/>
-              <w:end w:val="thickThinLargeGap" w:sz="6" w:space="0" w:color="C0C0C0"/>
-            </w:tcBorders>
-            <w:vAlign w:val="center"/>
-          </w:tcPr>
-          <w:p>
-            <w:pPr>
-              <w:pStyle w:val="Normal"/>
-              <w:jc w:val="center"/>
-              <w:rPr>
-                <w:sz w:val="20"/>
-                <w:szCs w:val="20"/>
-              </w:rPr>
-            </w:pPr>
-            <w:r>
-              <w:rPr>
-                <w:sz w:val="20"/>
-                <w:szCs w:val="20"/>
-              </w:rPr>
-              <w:t>—</w:t>
-            </w:r>
-          </w:p>
-        </w:tc>
-        <w:tc>
-          <w:tcPr>
-            <w:tcW w:w="1377" w:type="dxa"/>
-            <w:tcBorders>
-              <w:top w:val="thickThinLargeGap" w:sz="6" w:space="0" w:color="C0C0C0"/>
-              <w:start w:val="thickThinLargeGap" w:sz="6" w:space="0" w:color="C0C0C0"/>
-              <w:bottom w:val="thickThinLargeGap" w:sz="6" w:space="0" w:color="C0C0C0"/>
-              <w:end w:val="thickThinLargeGap" w:sz="6" w:space="0" w:color="C0C0C0"/>
-            </w:tcBorders>
-            <w:vAlign w:val="center"/>
-          </w:tcPr>
-          <w:p>
-            <w:pPr>
-              <w:pStyle w:val="Normal"/>
-              <w:jc w:val="center"/>
-              <w:rPr>
-                <w:sz w:val="20"/>
-                <w:szCs w:val="20"/>
-              </w:rPr>
-            </w:pPr>
-            <w:r>
-              <w:rPr>
-                <w:sz w:val="20"/>
-                <w:szCs w:val="20"/>
-              </w:rPr>
-              <w:t>—</w:t>
-            </w:r>
-          </w:p>
-        </w:tc>
-        <w:tc>
-          <w:tcPr>
-            <w:tcW w:w="1216" w:type="dxa"/>
-            <w:tcBorders>
-              <w:top w:val="thickThinLargeGap" w:sz="6" w:space="0" w:color="C0C0C0"/>
-              <w:start w:val="thickThinLargeGap" w:sz="6" w:space="0" w:color="C0C0C0"/>
-              <w:bottom w:val="thickThinLargeGap" w:sz="6" w:space="0" w:color="C0C0C0"/>
-              <w:end w:val="thickThinLargeGap" w:sz="6" w:space="0" w:color="C0C0C0"/>
-            </w:tcBorders>
-            <w:vAlign w:val="center"/>
-          </w:tcPr>
-          <w:p>
-            <w:pPr>
-              <w:pStyle w:val="Normal"/>
-              <w:jc w:val="center"/>
-              <w:rPr>
-                <w:sz w:val="20"/>
-                <w:szCs w:val="20"/>
-              </w:rPr>
-            </w:pPr>
-            <w:r>
-              <w:rPr>
-                <w:sz w:val="20"/>
-                <w:szCs w:val="20"/>
-              </w:rPr>
-              <w:t>—</w:t>
-            </w:r>
-          </w:p>
-        </w:tc>
-        <w:tc>
-          <w:tcPr>
-            <w:tcW w:w="1925" w:type="dxa"/>
-            <w:tcBorders>
-              <w:top w:val="thickThinLargeGap" w:sz="6" w:space="0" w:color="C0C0C0"/>
-              <w:start w:val="thickThinLargeGap" w:sz="6" w:space="0" w:color="C0C0C0"/>
-              <w:bottom w:val="thickThinLargeGap" w:sz="6" w:space="0" w:color="C0C0C0"/>
-              <w:end w:val="thickThinLargeGap" w:sz="6" w:space="0" w:color="C0C0C0"/>
-            </w:tcBorders>
-            <w:vAlign w:val="center"/>
-          </w:tcPr>
-          <w:p>
-            <w:pPr>
-              <w:pStyle w:val="Normal"/>
-              <w:jc w:val="center"/>
-              <w:rPr>
-                <w:sz w:val="20"/>
-                <w:szCs w:val="20"/>
-              </w:rPr>
-            </w:pPr>
-            <w:r>
-              <w:rPr>
-                <w:sz w:val="20"/>
-                <w:szCs w:val="20"/>
-              </w:rPr>
-              <w:t>—</w:t>
-            </w:r>
-          </w:p>
-        </w:tc>
-      </w:tr>
-      <w:tr>
-        <w:trPr/>
-        <w:tc>
-          <w:tcPr>
-            <w:tcW w:w="3398" w:type="dxa"/>
-            <w:tcBorders>
-              <w:top w:val="thickThinLargeGap" w:sz="6" w:space="0" w:color="C0C0C0"/>
-              <w:start w:val="thickThinLargeGap" w:sz="6" w:space="0" w:color="C0C0C0"/>
-              <w:bottom w:val="thickThinLargeGap" w:sz="6" w:space="0" w:color="C0C0C0"/>
-              <w:end w:val="thickThinLargeGap" w:sz="6" w:space="0" w:color="C0C0C0"/>
-            </w:tcBorders>
-            <w:vAlign w:val="center"/>
-          </w:tcPr>
-          <w:p>
-            <w:pPr>
-              <w:pStyle w:val="Normal"/>
-              <w:rPr>
-                <w:sz w:val="20"/>
-                <w:szCs w:val="20"/>
-              </w:rPr>
-            </w:pPr>
-            <w:r>
-              <w:rPr>
-                <w:sz w:val="20"/>
-                <w:szCs w:val="20"/>
-              </w:rPr>
-              <w:t>Водный транспорт:</w:t>
-            </w:r>
-          </w:p>
-        </w:tc>
-        <w:tc>
-          <w:tcPr>
-            <w:tcW w:w="2005" w:type="dxa"/>
-            <w:tcBorders>
-              <w:top w:val="thickThinLargeGap" w:sz="6" w:space="0" w:color="C0C0C0"/>
-              <w:start w:val="thickThinLargeGap" w:sz="6" w:space="0" w:color="C0C0C0"/>
-              <w:bottom w:val="thickThinLargeGap" w:sz="6" w:space="0" w:color="C0C0C0"/>
-              <w:end w:val="thickThinLargeGap" w:sz="6" w:space="0" w:color="C0C0C0"/>
-            </w:tcBorders>
-            <w:vAlign w:val="center"/>
-          </w:tcPr>
-          <w:p>
-            <w:pPr>
-              <w:pStyle w:val="Normal"/>
-              <w:jc w:val="center"/>
-              <w:rPr>
-                <w:sz w:val="20"/>
-                <w:szCs w:val="20"/>
-              </w:rPr>
-            </w:pPr>
-            <w:r>
-              <w:rPr>
-                <w:sz w:val="20"/>
-                <w:szCs w:val="20"/>
-              </w:rPr>
-              <w:t>—</w:t>
-            </w:r>
-          </w:p>
-        </w:tc>
-        <w:tc>
-          <w:tcPr>
-            <w:tcW w:w="1377" w:type="dxa"/>
-            <w:tcBorders>
-              <w:top w:val="thickThinLargeGap" w:sz="6" w:space="0" w:color="C0C0C0"/>
-              <w:start w:val="thickThinLargeGap" w:sz="6" w:space="0" w:color="C0C0C0"/>
-              <w:bottom w:val="thickThinLargeGap" w:sz="6" w:space="0" w:color="C0C0C0"/>
-              <w:end w:val="thickThinLargeGap" w:sz="6" w:space="0" w:color="C0C0C0"/>
-            </w:tcBorders>
-            <w:vAlign w:val="center"/>
-          </w:tcPr>
-          <w:p>
-            <w:pPr>
-              <w:pStyle w:val="Normal"/>
-              <w:jc w:val="center"/>
-              <w:rPr>
-                <w:sz w:val="20"/>
-                <w:szCs w:val="20"/>
-              </w:rPr>
-            </w:pPr>
-            <w:r>
-              <w:rPr>
-                <w:sz w:val="20"/>
-                <w:szCs w:val="20"/>
-              </w:rPr>
-              <w:t>—</w:t>
-            </w:r>
-          </w:p>
-        </w:tc>
-        <w:tc>
-          <w:tcPr>
-            <w:tcW w:w="1216" w:type="dxa"/>
-            <w:tcBorders>
-              <w:top w:val="thickThinLargeGap" w:sz="6" w:space="0" w:color="C0C0C0"/>
-              <w:start w:val="thickThinLargeGap" w:sz="6" w:space="0" w:color="C0C0C0"/>
-              <w:bottom w:val="thickThinLargeGap" w:sz="6" w:space="0" w:color="C0C0C0"/>
-              <w:end w:val="thickThinLargeGap" w:sz="6" w:space="0" w:color="C0C0C0"/>
-            </w:tcBorders>
-            <w:vAlign w:val="center"/>
-          </w:tcPr>
-          <w:p>
-            <w:pPr>
-              <w:pStyle w:val="Normal"/>
-              <w:jc w:val="center"/>
-              <w:rPr>
-                <w:sz w:val="20"/>
-                <w:szCs w:val="20"/>
-              </w:rPr>
-            </w:pPr>
-            <w:r>
-              <w:rPr>
-                <w:sz w:val="20"/>
-                <w:szCs w:val="20"/>
-              </w:rPr>
-              <w:t>—</w:t>
-            </w:r>
-          </w:p>
-        </w:tc>
-        <w:tc>
-          <w:tcPr>
-            <w:tcW w:w="1925" w:type="dxa"/>
-            <w:tcBorders>
-              <w:top w:val="thickThinLargeGap" w:sz="6" w:space="0" w:color="C0C0C0"/>
-              <w:start w:val="thickThinLargeGap" w:sz="6" w:space="0" w:color="C0C0C0"/>
-              <w:bottom w:val="thickThinLargeGap" w:sz="6" w:space="0" w:color="C0C0C0"/>
-              <w:end w:val="thickThinLargeGap" w:sz="6" w:space="0" w:color="C0C0C0"/>
-            </w:tcBorders>
-            <w:vAlign w:val="center"/>
-          </w:tcPr>
-          <w:p>
-            <w:pPr>
-              <w:pStyle w:val="Normal"/>
-              <w:jc w:val="center"/>
-              <w:rPr>
-                <w:sz w:val="20"/>
-                <w:szCs w:val="20"/>
-              </w:rPr>
-            </w:pPr>
-            <w:r>
-              <w:rPr>
-                <w:sz w:val="20"/>
-                <w:szCs w:val="20"/>
-              </w:rPr>
-              <w:t>—</w:t>
-            </w:r>
-          </w:p>
-        </w:tc>
-      </w:tr>
-      <w:tr>
-        <w:trPr/>
-        <w:tc>
-          <w:tcPr>
-            <w:tcW w:w="3398" w:type="dxa"/>
-            <w:tcBorders>
-              <w:top w:val="thickThinLargeGap" w:sz="6" w:space="0" w:color="C0C0C0"/>
-              <w:start w:val="thickThinLargeGap" w:sz="6" w:space="0" w:color="C0C0C0"/>
-              <w:bottom w:val="thickThinLargeGap" w:sz="6" w:space="0" w:color="C0C0C0"/>
-              <w:end w:val="thickThinLargeGap" w:sz="6" w:space="0" w:color="C0C0C0"/>
-            </w:tcBorders>
-            <w:vAlign w:val="center"/>
-          </w:tcPr>
-          <w:p>
-            <w:pPr>
-              <w:pStyle w:val="Normal"/>
-              <w:rPr>
-                <w:sz w:val="20"/>
-                <w:szCs w:val="20"/>
-              </w:rPr>
-            </w:pPr>
-            <w:r>
-              <w:rPr>
-                <w:sz w:val="20"/>
-                <w:szCs w:val="20"/>
-              </w:rPr>
-              <w:t>Воздушный транспорт:</w:t>
-            </w:r>
-          </w:p>
-        </w:tc>
-        <w:tc>
-          <w:tcPr>
-            <w:tcW w:w="2005" w:type="dxa"/>
-            <w:tcBorders>
-              <w:top w:val="thickThinLargeGap" w:sz="6" w:space="0" w:color="C0C0C0"/>
-              <w:start w:val="thickThinLargeGap" w:sz="6" w:space="0" w:color="C0C0C0"/>
-              <w:bottom w:val="thickThinLargeGap" w:sz="6" w:space="0" w:color="C0C0C0"/>
-              <w:end w:val="thickThinLargeGap" w:sz="6" w:space="0" w:color="C0C0C0"/>
-            </w:tcBorders>
-            <w:vAlign w:val="center"/>
-          </w:tcPr>
-          <w:p>
-            <w:pPr>
-              <w:pStyle w:val="Normal"/>
-              <w:jc w:val="center"/>
-              <w:rPr>
-                <w:sz w:val="20"/>
-                <w:szCs w:val="20"/>
-              </w:rPr>
-            </w:pPr>
-            <w:r>
-              <w:rPr>
-                <w:sz w:val="20"/>
-                <w:szCs w:val="20"/>
-              </w:rPr>
-              <w:t>—</w:t>
-            </w:r>
-          </w:p>
-        </w:tc>
-        <w:tc>
-          <w:tcPr>
-            <w:tcW w:w="1377" w:type="dxa"/>
-            <w:tcBorders>
-              <w:top w:val="thickThinLargeGap" w:sz="6" w:space="0" w:color="C0C0C0"/>
-              <w:start w:val="thickThinLargeGap" w:sz="6" w:space="0" w:color="C0C0C0"/>
-              <w:bottom w:val="thickThinLargeGap" w:sz="6" w:space="0" w:color="C0C0C0"/>
-              <w:end w:val="thickThinLargeGap" w:sz="6" w:space="0" w:color="C0C0C0"/>
-            </w:tcBorders>
-            <w:vAlign w:val="center"/>
-          </w:tcPr>
-          <w:p>
-            <w:pPr>
-              <w:pStyle w:val="Normal"/>
-              <w:jc w:val="center"/>
-              <w:rPr>
-                <w:sz w:val="20"/>
-                <w:szCs w:val="20"/>
-              </w:rPr>
-            </w:pPr>
-            <w:r>
-              <w:rPr>
-                <w:sz w:val="20"/>
-                <w:szCs w:val="20"/>
-              </w:rPr>
-              <w:t>—</w:t>
-            </w:r>
-          </w:p>
-        </w:tc>
-        <w:tc>
-          <w:tcPr>
-            <w:tcW w:w="1216" w:type="dxa"/>
-            <w:tcBorders>
-              <w:top w:val="thickThinLargeGap" w:sz="6" w:space="0" w:color="C0C0C0"/>
-              <w:start w:val="thickThinLargeGap" w:sz="6" w:space="0" w:color="C0C0C0"/>
-              <w:bottom w:val="thickThinLargeGap" w:sz="6" w:space="0" w:color="C0C0C0"/>
-              <w:end w:val="thickThinLargeGap" w:sz="6" w:space="0" w:color="C0C0C0"/>
-            </w:tcBorders>
-            <w:vAlign w:val="center"/>
-          </w:tcPr>
-          <w:p>
-            <w:pPr>
-              <w:pStyle w:val="Normal"/>
-              <w:jc w:val="center"/>
-              <w:rPr>
-                <w:sz w:val="20"/>
-                <w:szCs w:val="20"/>
-              </w:rPr>
-            </w:pPr>
-            <w:r>
-              <w:rPr>
-                <w:sz w:val="20"/>
-                <w:szCs w:val="20"/>
-              </w:rPr>
-              <w:t>—</w:t>
-            </w:r>
-          </w:p>
-        </w:tc>
-        <w:tc>
-          <w:tcPr>
-            <w:tcW w:w="1925" w:type="dxa"/>
-            <w:tcBorders>
-              <w:top w:val="thickThinLargeGap" w:sz="6" w:space="0" w:color="C0C0C0"/>
-              <w:start w:val="thickThinLargeGap" w:sz="6" w:space="0" w:color="C0C0C0"/>
-              <w:bottom w:val="thickThinLargeGap" w:sz="6" w:space="0" w:color="C0C0C0"/>
-              <w:end w:val="thickThinLargeGap" w:sz="6" w:space="0" w:color="C0C0C0"/>
-            </w:tcBorders>
-            <w:vAlign w:val="center"/>
-          </w:tcPr>
-          <w:p>
-            <w:pPr>
-              <w:pStyle w:val="Normal"/>
-              <w:jc w:val="center"/>
-              <w:rPr>
-                <w:sz w:val="20"/>
-                <w:szCs w:val="20"/>
-              </w:rPr>
-            </w:pPr>
-            <w:r>
-              <w:rPr>
-                <w:sz w:val="20"/>
-                <w:szCs w:val="20"/>
-              </w:rPr>
-              <w:t>—</w:t>
-            </w:r>
-          </w:p>
-        </w:tc>
-      </w:tr>
-      <w:tr>
-        <w:trPr/>
-        <w:tc>
-          <w:tcPr>
-            <w:tcW w:w="3398" w:type="dxa"/>
-            <w:tcBorders>
-              <w:top w:val="thickThinLargeGap" w:sz="6" w:space="0" w:color="C0C0C0"/>
-              <w:start w:val="thickThinLargeGap" w:sz="6" w:space="0" w:color="C0C0C0"/>
-              <w:bottom w:val="thickThinLargeGap" w:sz="6" w:space="0" w:color="C0C0C0"/>
-              <w:end w:val="thickThinLargeGap" w:sz="6" w:space="0" w:color="C0C0C0"/>
-            </w:tcBorders>
-            <w:vAlign w:val="center"/>
-          </w:tcPr>
-          <w:p>
-            <w:pPr>
-              <w:pStyle w:val="Normal"/>
-              <w:rPr>
-                <w:sz w:val="20"/>
-                <w:szCs w:val="20"/>
-              </w:rPr>
-            </w:pPr>
-            <w:r>
-              <w:rPr>
-                <w:sz w:val="20"/>
-                <w:szCs w:val="20"/>
-              </w:rPr>
-              <w:t>Иные транспортные средства:</w:t>
-            </w:r>
-          </w:p>
-        </w:tc>
-        <w:tc>
-          <w:tcPr>
-            <w:tcW w:w="2005" w:type="dxa"/>
-            <w:tcBorders>
-              <w:top w:val="thickThinLargeGap" w:sz="6" w:space="0" w:color="C0C0C0"/>
-              <w:start w:val="thickThinLargeGap" w:sz="6" w:space="0" w:color="C0C0C0"/>
-              <w:bottom w:val="thickThinLargeGap" w:sz="6" w:space="0" w:color="C0C0C0"/>
-              <w:end w:val="thickThinLargeGap" w:sz="6" w:space="0" w:color="C0C0C0"/>
-            </w:tcBorders>
-            <w:vAlign w:val="center"/>
-          </w:tcPr>
-          <w:p>
-            <w:pPr>
-              <w:pStyle w:val="Normal"/>
-              <w:jc w:val="center"/>
-              <w:rPr>
-                <w:sz w:val="20"/>
-                <w:szCs w:val="20"/>
-              </w:rPr>
-            </w:pPr>
-            <w:r>
-              <w:rPr>
-                <w:sz w:val="20"/>
-                <w:szCs w:val="20"/>
-              </w:rPr>
-              <w:t>—</w:t>
-            </w:r>
-          </w:p>
-        </w:tc>
-        <w:tc>
-          <w:tcPr>
-            <w:tcW w:w="1377" w:type="dxa"/>
-            <w:tcBorders>
-              <w:top w:val="thickThinLargeGap" w:sz="6" w:space="0" w:color="C0C0C0"/>
-              <w:start w:val="thickThinLargeGap" w:sz="6" w:space="0" w:color="C0C0C0"/>
-              <w:bottom w:val="thickThinLargeGap" w:sz="6" w:space="0" w:color="C0C0C0"/>
-              <w:end w:val="thickThinLargeGap" w:sz="6" w:space="0" w:color="C0C0C0"/>
-            </w:tcBorders>
-            <w:vAlign w:val="center"/>
-          </w:tcPr>
-          <w:p>
-            <w:pPr>
-              <w:pStyle w:val="Normal"/>
-              <w:jc w:val="center"/>
-              <w:rPr>
-                <w:sz w:val="20"/>
-                <w:szCs w:val="20"/>
-              </w:rPr>
-            </w:pPr>
-            <w:r>
-              <w:rPr>
-                <w:sz w:val="20"/>
-                <w:szCs w:val="20"/>
-              </w:rPr>
-              <w:t>—</w:t>
-            </w:r>
-          </w:p>
-        </w:tc>
-        <w:tc>
-          <w:tcPr>
-            <w:tcW w:w="1216" w:type="dxa"/>
-            <w:tcBorders>
-              <w:top w:val="thickThinLargeGap" w:sz="6" w:space="0" w:color="C0C0C0"/>
-              <w:start w:val="thickThinLargeGap" w:sz="6" w:space="0" w:color="C0C0C0"/>
-              <w:bottom w:val="thickThinLargeGap" w:sz="6" w:space="0" w:color="C0C0C0"/>
-              <w:end w:val="thickThinLargeGap" w:sz="6" w:space="0" w:color="C0C0C0"/>
-            </w:tcBorders>
-            <w:vAlign w:val="center"/>
-          </w:tcPr>
-          <w:p>
-            <w:pPr>
-              <w:pStyle w:val="Normal"/>
-              <w:jc w:val="center"/>
-              <w:rPr>
-                <w:sz w:val="20"/>
-                <w:szCs w:val="20"/>
-              </w:rPr>
-            </w:pPr>
-            <w:r>
-              <w:rPr>
-                <w:sz w:val="20"/>
-                <w:szCs w:val="20"/>
-              </w:rPr>
-              <w:t>—</w:t>
-            </w:r>
-          </w:p>
-        </w:tc>
-        <w:tc>
-          <w:tcPr>
-            <w:tcW w:w="1925" w:type="dxa"/>
-            <w:tcBorders>
-              <w:top w:val="thickThinLargeGap" w:sz="6" w:space="0" w:color="C0C0C0"/>
-              <w:start w:val="thickThinLargeGap" w:sz="6" w:space="0" w:color="C0C0C0"/>
-              <w:bottom w:val="thickThinLargeGap" w:sz="6" w:space="0" w:color="C0C0C0"/>
-              <w:end w:val="thickThinLargeGap" w:sz="6" w:space="0" w:color="C0C0C0"/>
-            </w:tcBorders>
-            <w:vAlign w:val="center"/>
-          </w:tcPr>
-          <w:p>
-            <w:pPr>
-              <w:pStyle w:val="Normal"/>
-              <w:jc w:val="center"/>
-              <w:rPr>
-                <w:sz w:val="20"/>
-                <w:szCs w:val="20"/>
-              </w:rPr>
-            </w:pPr>
-            <w:r>
-              <w:rPr>
-                <w:sz w:val="20"/>
-                <w:szCs w:val="20"/>
-              </w:rPr>
-              <w:t>—</w:t>
+              <w:t xml:space="preserve">${$inventoryMovable.pledgeInfo}${/inventory_movable}</w:t>
             </w:r>
           </w:p>
         </w:tc>

--- a/backend/src/document-templates/judicial_report/3. Опись имущества гражданина.docx
+++ b/backend/src/document-templates/judicial_report/3. Опись имущества гражданина.docx
@@ -2329,7 +2329,7 @@
                 <w:sz w:val="20"/>
                 <w:szCs w:val="20"/>
               </w:rPr>
-              <w:t>—</w:t>
+              <w:t xml:space="preserve">${inventory_bank_account}${$inventoryBankAccount.name}</w:t>
             </w:r>
           </w:p>
         </w:tc>
@@ -2358,7 +2358,7 @@
                 <w:sz w:val="20"/>
                 <w:szCs w:val="20"/>
               </w:rPr>
-              <w:t>—</w:t>
+              <w:t xml:space="preserve">${$inventoryBankAccount.accountType}</w:t>
             </w:r>
           </w:p>
         </w:tc>
@@ -2387,7 +2387,7 @@
                 <w:sz w:val="20"/>
                 <w:szCs w:val="20"/>
               </w:rPr>
-              <w:t>—</w:t>
+              <w:t xml:space="preserve">${$inventoryBankAccount.openedAt}</w:t>
             </w:r>
           </w:p>
         </w:tc>
@@ -2416,7 +2416,7 @@
                 <w:sz w:val="20"/>
                 <w:szCs w:val="20"/>
               </w:rPr>
-              <w:t>—</w:t>
+              <w:t xml:space="preserve">${$inventoryBankAccount.amount}${/inventory_bank_account}</w:t>
             </w:r>
           </w:p>
         </w:tc>
@@ -2577,7 +2577,7 @@
                 <w:sz w:val="20"/>
                 <w:szCs w:val="20"/>
               </w:rPr>
-              <w:t>—</w:t>
+              <w:t xml:space="preserve">${inventory_cashes}${$inventoryCashes.amount}</w:t>
             </w:r>
           </w:p>
         </w:tc>
@@ -2606,7 +2606,7 @@
                 <w:sz w:val="20"/>
                 <w:szCs w:val="20"/>
               </w:rPr>
-              <w:t>—</w:t>
+              <w:t xml:space="preserve">${$inventoryCashes.currency}${/inventory_cashes}</w:t>
             </w:r>
           </w:p>
         </w:tc>
@@ -2887,7 +2887,7 @@
                 <w:sz w:val="20"/>
                 <w:szCs w:val="20"/>
               </w:rPr>
-              <w:t>—</w:t>
+              <w:t xml:space="preserve">${inventory_shares}${$inventoryShares.name}</w:t>
             </w:r>
           </w:p>
         </w:tc>
@@ -2916,7 +2916,7 @@
                 <w:sz w:val="20"/>
                 <w:szCs w:val="20"/>
               </w:rPr>
-              <w:t>—</w:t>
+              <w:t xml:space="preserve">${$inventoryShares.location}</w:t>
             </w:r>
           </w:p>
         </w:tc>
@@ -2945,7 +2945,7 @@
                 <w:sz w:val="20"/>
                 <w:szCs w:val="20"/>
               </w:rPr>
-              <w:t>—</w:t>
+              <w:t xml:space="preserve">${$inventoryShares.amount}</w:t>
             </w:r>
           </w:p>
         </w:tc>
@@ -2974,7 +2974,7 @@
                 <w:sz w:val="20"/>
                 <w:szCs w:val="20"/>
               </w:rPr>
-              <w:t>—</w:t>
+              <w:t xml:space="preserve">${$inventoryShares.participationShare}</w:t>
             </w:r>
           </w:p>
         </w:tc>
@@ -3003,7 +3003,7 @@
                 <w:sz w:val="20"/>
                 <w:szCs w:val="20"/>
               </w:rPr>
-              <w:t>—</w:t>
+              <w:t xml:space="preserve">${$inventoryShares.basisText}</w:t>
             </w:r>
           </w:p>
         </w:tc>
@@ -3032,7 +3032,7 @@
                 <w:sz w:val="20"/>
                 <w:szCs w:val="20"/>
               </w:rPr>
-              <w:t>—</w:t>
+              <w:t xml:space="preserve">${$inventoryShares.pledgeInfo}${/inventory_shares}</w:t>
             </w:r>
           </w:p>
         </w:tc>
@@ -3283,7 +3283,7 @@
                 <w:sz w:val="20"/>
                 <w:szCs w:val="20"/>
               </w:rPr>
-              <w:t>—</w:t>
+              <w:t xml:space="preserve">${inventory_securities}${$inventorySecurities.name}</w:t>
             </w:r>
           </w:p>
         </w:tc>
@@ -3312,7 +3312,7 @@
                 <w:sz w:val="20"/>
                 <w:szCs w:val="20"/>
               </w:rPr>
-              <w:t>—</w:t>
+              <w:t xml:space="preserve">${$inventorySecurities.issuer}</w:t>
             </w:r>
           </w:p>
         </w:tc>
@@ -3341,7 +3341,7 @@
                 <w:sz w:val="20"/>
                 <w:szCs w:val="20"/>
               </w:rPr>
-              <w:t>—</w:t>
+              <w:t xml:space="preserve">${$inventorySecurities.amount}</w:t>
             </w:r>
           </w:p>
         </w:tc>
@@ -3370,7 +3370,7 @@
                 <w:sz w:val="20"/>
                 <w:szCs w:val="20"/>
               </w:rPr>
-              <w:t>—</w:t>
+              <w:t xml:space="preserve">${$inventorySecurities.quantity}</w:t>
             </w:r>
           </w:p>
         </w:tc>
@@ -3399,7 +3399,7 @@
                 <w:sz w:val="20"/>
                 <w:szCs w:val="20"/>
               </w:rPr>
-              <w:t>—</w:t>
+              <w:t xml:space="preserve">${$inventorySecurities.pledgeInfo}${/inventory_securities}</w:t>
             </w:r>
           </w:p>
         </w:tc>
@@ -3589,7 +3589,7 @@
                 <w:sz w:val="20"/>
                 <w:szCs w:val="20"/>
               </w:rPr>
-              <w:t>Драгоценности, в том числе ювелирные украшения, и другие предметы роскоши:</w:t>
+              <w:t xml:space="preserve">${inventory_valuables}${$inventoryValuables.name}</w:t>
             </w:r>
           </w:p>
         </w:tc>
@@ -3618,7 +3618,7 @@
                 <w:sz w:val="20"/>
                 <w:szCs w:val="20"/>
               </w:rPr>
-              <w:t>—</w:t>
+              <w:t xml:space="preserve">${$inventoryValuables.location}</w:t>
             </w:r>
           </w:p>
         </w:tc>
@@ -3647,274 +3647,7 @@
                 <w:sz w:val="20"/>
                 <w:szCs w:val="20"/>
               </w:rPr>
-              <w:t>—</w:t>
-            </w:r>
-          </w:p>
-        </w:tc>
-      </w:tr>
-      <w:tr>
-        <w:trPr/>
-        <w:tc>
-          <w:tcPr>
-            <w:tcW w:w="4914" w:type="dxa"/>
-            <w:tcBorders>
-              <w:top w:val="thickThinLargeGap" w:sz="6" w:space="0" w:color="C0C0C0"/>
-              <w:start w:val="thickThinLargeGap" w:sz="6" w:space="0" w:color="C0C0C0"/>
-              <w:bottom w:val="thickThinLargeGap" w:sz="6" w:space="0" w:color="C0C0C0"/>
-              <w:end w:val="thickThinLargeGap" w:sz="6" w:space="0" w:color="C0C0C0"/>
-            </w:tcBorders>
-            <w:vAlign w:val="center"/>
-          </w:tcPr>
-          <w:p>
-            <w:pPr>
-              <w:pStyle w:val="Normal"/>
-              <w:rPr>
-                <w:sz w:val="20"/>
-                <w:szCs w:val="20"/>
-              </w:rPr>
-            </w:pPr>
-            <w:r>
-              <w:rPr>
-                <w:sz w:val="20"/>
-                <w:szCs w:val="20"/>
-              </w:rPr>
-              <w:t>Предметы искусства:</w:t>
-            </w:r>
-          </w:p>
-        </w:tc>
-        <w:tc>
-          <w:tcPr>
-            <w:tcW w:w="2477" w:type="dxa"/>
-            <w:tcBorders>
-              <w:top w:val="thickThinLargeGap" w:sz="6" w:space="0" w:color="C0C0C0"/>
-              <w:start w:val="thickThinLargeGap" w:sz="6" w:space="0" w:color="C0C0C0"/>
-              <w:bottom w:val="thickThinLargeGap" w:sz="6" w:space="0" w:color="C0C0C0"/>
-              <w:end w:val="thickThinLargeGap" w:sz="6" w:space="0" w:color="C0C0C0"/>
-            </w:tcBorders>
-            <w:vAlign w:val="center"/>
-          </w:tcPr>
-          <w:p>
-            <w:pPr>
-              <w:pStyle w:val="Normal"/>
-              <w:jc w:val="center"/>
-              <w:rPr>
-                <w:sz w:val="20"/>
-                <w:szCs w:val="20"/>
-              </w:rPr>
-            </w:pPr>
-            <w:r>
-              <w:rPr>
-                <w:sz w:val="20"/>
-                <w:szCs w:val="20"/>
-              </w:rPr>
-              <w:t>—</w:t>
-            </w:r>
-          </w:p>
-        </w:tc>
-        <w:tc>
-          <w:tcPr>
-            <w:tcW w:w="2530" w:type="dxa"/>
-            <w:tcBorders>
-              <w:top w:val="thickThinLargeGap" w:sz="6" w:space="0" w:color="C0C0C0"/>
-              <w:start w:val="thickThinLargeGap" w:sz="6" w:space="0" w:color="C0C0C0"/>
-              <w:bottom w:val="thickThinLargeGap" w:sz="6" w:space="0" w:color="C0C0C0"/>
-              <w:end w:val="thickThinLargeGap" w:sz="6" w:space="0" w:color="C0C0C0"/>
-            </w:tcBorders>
-            <w:vAlign w:val="center"/>
-          </w:tcPr>
-          <w:p>
-            <w:pPr>
-              <w:pStyle w:val="Normal"/>
-              <w:jc w:val="center"/>
-              <w:rPr>
-                <w:sz w:val="20"/>
-                <w:szCs w:val="20"/>
-              </w:rPr>
-            </w:pPr>
-            <w:r>
-              <w:rPr>
-                <w:sz w:val="20"/>
-                <w:szCs w:val="20"/>
-              </w:rPr>
-              <w:t>—</w:t>
-            </w:r>
-          </w:p>
-        </w:tc>
-      </w:tr>
-      <w:tr>
-        <w:trPr/>
-        <w:tc>
-          <w:tcPr>
-            <w:tcW w:w="4914" w:type="dxa"/>
-            <w:tcBorders>
-              <w:top w:val="thickThinLargeGap" w:sz="6" w:space="0" w:color="C0C0C0"/>
-              <w:start w:val="thickThinLargeGap" w:sz="6" w:space="0" w:color="C0C0C0"/>
-              <w:bottom w:val="thickThinLargeGap" w:sz="6" w:space="0" w:color="C0C0C0"/>
-              <w:end w:val="thickThinLargeGap" w:sz="6" w:space="0" w:color="C0C0C0"/>
-            </w:tcBorders>
-            <w:vAlign w:val="center"/>
-          </w:tcPr>
-          <w:p>
-            <w:pPr>
-              <w:pStyle w:val="Normal"/>
-              <w:rPr>
-                <w:sz w:val="20"/>
-                <w:szCs w:val="20"/>
-              </w:rPr>
-            </w:pPr>
-            <w:r>
-              <w:rPr>
-                <w:sz w:val="20"/>
-                <w:szCs w:val="20"/>
-              </w:rPr>
-              <w:t>Имущество, необходимое для профессиональных занятий:</w:t>
-            </w:r>
-          </w:p>
-        </w:tc>
-        <w:tc>
-          <w:tcPr>
-            <w:tcW w:w="2477" w:type="dxa"/>
-            <w:tcBorders>
-              <w:top w:val="thickThinLargeGap" w:sz="6" w:space="0" w:color="C0C0C0"/>
-              <w:start w:val="thickThinLargeGap" w:sz="6" w:space="0" w:color="C0C0C0"/>
-              <w:bottom w:val="thickThinLargeGap" w:sz="6" w:space="0" w:color="C0C0C0"/>
-              <w:end w:val="thickThinLargeGap" w:sz="6" w:space="0" w:color="C0C0C0"/>
-            </w:tcBorders>
-            <w:vAlign w:val="center"/>
-          </w:tcPr>
-          <w:p>
-            <w:pPr>
-              <w:pStyle w:val="Normal"/>
-              <w:jc w:val="center"/>
-              <w:rPr>
-                <w:sz w:val="20"/>
-                <w:szCs w:val="20"/>
-              </w:rPr>
-            </w:pPr>
-            <w:r>
-              <w:rPr>
-                <w:sz w:val="20"/>
-                <w:szCs w:val="20"/>
-              </w:rPr>
-              <w:t>—</w:t>
-            </w:r>
-          </w:p>
-        </w:tc>
-        <w:tc>
-          <w:tcPr>
-            <w:tcW w:w="2530" w:type="dxa"/>
-            <w:tcBorders>
-              <w:top w:val="thickThinLargeGap" w:sz="6" w:space="0" w:color="C0C0C0"/>
-              <w:start w:val="thickThinLargeGap" w:sz="6" w:space="0" w:color="C0C0C0"/>
-              <w:bottom w:val="thickThinLargeGap" w:sz="6" w:space="0" w:color="C0C0C0"/>
-              <w:end w:val="thickThinLargeGap" w:sz="6" w:space="0" w:color="C0C0C0"/>
-            </w:tcBorders>
-            <w:vAlign w:val="center"/>
-          </w:tcPr>
-          <w:p>
-            <w:pPr>
-              <w:pStyle w:val="Normal"/>
-              <w:jc w:val="center"/>
-              <w:rPr>
-                <w:sz w:val="20"/>
-                <w:szCs w:val="20"/>
-              </w:rPr>
-            </w:pPr>
-            <w:r>
-              <w:rPr>
-                <w:sz w:val="20"/>
-                <w:szCs w:val="20"/>
-              </w:rPr>
-              <w:t>—</w:t>
-            </w:r>
-          </w:p>
-        </w:tc>
-      </w:tr>
-      <w:tr>
-        <w:trPr/>
-        <w:tc>
-          <w:tcPr>
-            <w:tcW w:w="4914" w:type="dxa"/>
-            <w:tcBorders>
-              <w:top w:val="thickThinLargeGap" w:sz="6" w:space="0" w:color="C0C0C0"/>
-              <w:start w:val="thickThinLargeGap" w:sz="6" w:space="0" w:color="C0C0C0"/>
-              <w:bottom w:val="thickThinLargeGap" w:sz="6" w:space="0" w:color="C0C0C0"/>
-              <w:end w:val="thickThinLargeGap" w:sz="6" w:space="0" w:color="C0C0C0"/>
-            </w:tcBorders>
-            <w:vAlign w:val="center"/>
-          </w:tcPr>
-          <w:p>
-            <w:pPr>
-              <w:pStyle w:val="Normal"/>
-              <w:rPr>
-                <w:sz w:val="20"/>
-                <w:szCs w:val="20"/>
-              </w:rPr>
-            </w:pPr>
-            <w:r>
-              <w:rPr>
-                <w:sz w:val="20"/>
-                <w:szCs w:val="20"/>
-              </w:rPr>
-              <w:t>Иное ценное имущество:</w:t>
-            </w:r>
-          </w:p>
-        </w:tc>
-        <w:tc>
-          <w:tcPr>
-            <w:tcW w:w="2477" w:type="dxa"/>
-            <w:tcBorders>
-              <w:top w:val="thickThinLargeGap" w:sz="6" w:space="0" w:color="C0C0C0"/>
-              <w:start w:val="thickThinLargeGap" w:sz="6" w:space="0" w:color="C0C0C0"/>
-              <w:bottom w:val="thickThinLargeGap" w:sz="6" w:space="0" w:color="C0C0C0"/>
-              <w:end w:val="thickThinLargeGap" w:sz="6" w:space="0" w:color="C0C0C0"/>
-            </w:tcBorders>
-            <w:vAlign w:val="center"/>
-          </w:tcPr>
-          <w:p>
-            <w:pPr>
-              <w:pStyle w:val="Normal"/>
-              <w:jc w:val="center"/>
-              <w:rPr>
-                <w:sz w:val="20"/>
-                <w:szCs w:val="20"/>
-              </w:rPr>
-            </w:pPr>
-            <w:r>
-              <w:rPr>
-                <w:sz w:val="20"/>
-                <w:szCs w:val="20"/>
-              </w:rPr>
-              <w:t>—</w:t>
-            </w:r>
-          </w:p>
-        </w:tc>
-        <w:tc>
-          <w:tcPr>
-            <w:tcW w:w="2530" w:type="dxa"/>
-            <w:tcBorders>
-              <w:top w:val="thickThinLargeGap" w:sz="6" w:space="0" w:color="C0C0C0"/>
-              <w:start w:val="thickThinLargeGap" w:sz="6" w:space="0" w:color="C0C0C0"/>
-              <w:bottom w:val="thickThinLargeGap" w:sz="6" w:space="0" w:color="C0C0C0"/>
-              <w:end w:val="thickThinLargeGap" w:sz="6" w:space="0" w:color="C0C0C0"/>
-            </w:tcBorders>
-            <w:vAlign w:val="center"/>
-          </w:tcPr>
-          <w:p>
-            <w:pPr>
-              <w:pStyle w:val="Normal"/>
-              <w:jc w:val="center"/>
-              <w:rPr>
-                <w:sz w:val="20"/>
-                <w:szCs w:val="20"/>
-              </w:rPr>
-            </w:pPr>
-            <w:r>
-              <w:rPr>
-                <w:sz w:val="20"/>
-                <w:szCs w:val="20"/>
-              </w:rPr>
-              <w:t>—</w:t>
+              <w:t xml:space="preserve">${$inventoryValuables.pledgeInfo}${/inventory_valuables}</w:t>
             </w:r>
           </w:p>
         </w:tc>
@@ -4135,7 +3868,7 @@
                 <w:sz w:val="20"/>
                 <w:szCs w:val="20"/>
               </w:rPr>
-              <w:t>—</w:t>
+              <w:t xml:space="preserve">${inventory_receivables}${$inventoryReceivables.name}</w:t>
             </w:r>
           </w:p>
         </w:tc>
@@ -4164,7 +3897,7 @@
                 <w:sz w:val="20"/>
                 <w:szCs w:val="20"/>
               </w:rPr>
-              <w:t>—</w:t>
+              <w:t xml:space="preserve">${$inventoryReceivables.amount}</w:t>
             </w:r>
           </w:p>
         </w:tc>
@@ -4193,7 +3926,7 @@
                 <w:sz w:val="20"/>
                 <w:szCs w:val="20"/>
               </w:rPr>
-              <w:t>—</w:t>
+              <w:t xml:space="preserve">${$inventoryReceivables.obligationContent}</w:t>
             </w:r>
           </w:p>
         </w:tc>
@@ -4222,7 +3955,7 @@
                 <w:sz w:val="20"/>
                 <w:szCs w:val="20"/>
               </w:rPr>
-              <w:t>—</w:t>
+              <w:t xml:space="preserve">${$inventoryReceivables.basisText}${/inventory_receivables}</w:t>
             </w:r>
           </w:p>
         </w:tc>
@@ -4383,7 +4116,7 @@
                 <w:sz w:val="20"/>
                 <w:szCs w:val="20"/>
               </w:rPr>
-              <w:t>—</w:t>
+              <w:t xml:space="preserve">${inventory_exclusive_rights}${$inventoryExclusiveRights.name}</w:t>
             </w:r>
           </w:p>
         </w:tc>
@@ -4412,7 +4145,7 @@
                 <w:sz w:val="20"/>
                 <w:szCs w:val="20"/>
               </w:rPr>
-              <w:t>—</w:t>
+              <w:t xml:space="preserve">${$inventoryExclusiveRights.pledgeInfo}${/inventory_exclusive_rights}</w:t>
             </w:r>
           </w:p>
         </w:tc>
